--- a/docs/gthichDevA.docx
+++ b/docs/gthichDevA.docx
@@ -614,6 +614,67 @@
     <w:p>
       <w:r>
         <w:t xml:space="preserve">Dot code nay da dat duoc nen ky thuat cho luong CART + BUY_NOW_PREPARE theo dung yeu cau: route day du, view khung co contract ro rang, guard quyen thong nhat, test smoke route + permission, va tai lieu contract checkout.</w:t>
+      </w:r>
+    </w:p>
+    <w:p/>
+    <w:p>
+      <w:r>
+        <w:t>=== BỔ SUNG TIẾNG VIỆT CÓ DẤU ===</w:t>
+      </w:r>
+    </w:p>
+    <w:p>
+      <w:r>
+        <w:t>Thời điểm bổ sung: 29/04/2026 23:32</w:t>
+      </w:r>
+    </w:p>
+    <w:p>
+      <w:r>
+        <w:t>Nội dung này giữ nguyên toàn bộ phần cũ, chỉ bổ sung bản diễn đạt tiếng Việt có dấu để dễ đọc và lưu trữ.</w:t>
+      </w:r>
+    </w:p>
+    <w:p>
+      <w:r>
+        <w:t>1) Mục tiêu thay đổi</w:t>
+      </w:r>
+    </w:p>
+    <w:p>
+      <w:r>
+        <w:t>- Dựng nền route/view contract cho luồng giỏ hàng (CART) và mua ngay (BUY_NOW_PREPARE), chuẩn hóa permission guard và bổ sung smoke test route + permission.</w:t>
+      </w:r>
+    </w:p>
+    <w:p>
+      <w:r>
+        <w:t>2) Tổng quan thay đổi chính</w:t>
+      </w:r>
+    </w:p>
+    <w:p>
+      <w:r>
+        <w:t>- orders/urls.py: khai báo route cho CART + BUY_NOW_PREPARE.</w:t>
+      </w:r>
+    </w:p>
+    <w:p>
+      <w:r>
+        <w:t>- orders/views.py: triển khai endpoint JSON contract.</w:t>
+      </w:r>
+    </w:p>
+    <w:p>
+      <w:r>
+        <w:t>- orders/tests.py: bổ sung smoke test bảo vệ route và phân quyền.</w:t>
+      </w:r>
+    </w:p>
+    <w:p>
+      <w:r>
+        <w:t>- docs/checkout_contract.md: chuẩn hóa payload checkout giữa frontend/backend.</w:t>
+      </w:r>
+    </w:p>
+    <w:p>
+      <w:r>
+        <w:t>3) Kết luận</w:t>
+      </w:r>
+    </w:p>
+    <w:p>
+      <w:r>
+        <w:t>- Luồng CART + BUY_NOW_PREPARE đã có nền kỹ thuật ổn định: route rõ ràng, guard thống nhất, response contract nhất quán và có test smoke đi kèm.</w:t>
       </w:r>
     </w:p>
     <w:sectPr>
